--- a/app/templates/prada2/AZUL.docx
+++ b/app/templates/prada2/AZUL.docx
@@ -1316,7 +1316,7 @@
           <w:szCs w:val="20"/>
           <w:lang w:val="es-PE" w:eastAsia="es-PE" w:bidi="ar-SA"/>
         </w:rPr>
-        <w:t>«ENTREGA» («ENTREGA_TEXTO»)</w:t>
+        <w:t xml:space="preserve">«ENTREGA» («ENTREGA_TEXTO») MESES</w:t>
       </w:r>
       <w:r>
         <w:rPr>

--- a/app/templates/prada2/AZUL.docx
+++ b/app/templates/prada2/AZUL.docx
@@ -6,8 +6,8 @@
       <w:pPr>
         <w:widowControl/>
         <w:suppressAutoHyphens w:val="0"/>
-        <w:spacing w:before="100" w:beforeAutospacing="1" w:after="100" w:afterAutospacing="1"/>
-        <w:jc w:val="both"/>
+        <w:spacing w:before="100" w:beforeAutospacing="1" w:after="100" w:afterAutospacing="1" w:line="276" w:lineRule="auto"/>
+        <w:jc w:val="center"/>
         <w:rPr>
           <w:rFonts w:ascii="Gadugi" w:eastAsia="Times New Roman" w:hAnsi="Gadugi" w:cs="Times New Roman"/>
           <w:color w:val="auto"/>
@@ -37,6 +37,7 @@
       <w:pPr>
         <w:widowControl/>
         <w:suppressAutoHyphens w:val="0"/>
+        <w:spacing w:line="276" w:lineRule="auto"/>
         <w:jc w:val="both"/>
         <w:rPr>
           <w:rFonts w:ascii="Gadugi" w:eastAsia="Times New Roman" w:hAnsi="Gadugi" w:cs="Times New Roman"/>
@@ -477,6 +478,7 @@
       <w:pPr>
         <w:widowControl/>
         <w:suppressAutoHyphens w:val="0"/>
+        <w:spacing w:line="276" w:lineRule="auto"/>
         <w:jc w:val="both"/>
         <w:outlineLvl w:val="2"/>
         <w:rPr>
@@ -523,6 +525,7 @@
       <w:pPr>
         <w:widowControl/>
         <w:suppressAutoHyphens w:val="0"/>
+        <w:spacing w:line="276" w:lineRule="auto"/>
         <w:jc w:val="both"/>
         <w:rPr>
           <w:rFonts w:ascii="Gadugi" w:eastAsia="Times New Roman" w:hAnsi="Gadugi" w:cs="Times New Roman"/>
@@ -671,6 +674,7 @@
       <w:pPr>
         <w:widowControl/>
         <w:suppressAutoHyphens w:val="0"/>
+        <w:spacing w:line="276" w:lineRule="auto"/>
         <w:jc w:val="both"/>
         <w:outlineLvl w:val="2"/>
         <w:rPr>
@@ -717,6 +721,7 @@
       <w:pPr>
         <w:widowControl/>
         <w:suppressAutoHyphens w:val="0"/>
+        <w:spacing w:line="276" w:lineRule="auto"/>
         <w:jc w:val="both"/>
         <w:rPr>
           <w:rFonts w:ascii="Gadugi" w:eastAsia="Times New Roman" w:hAnsi="Gadugi" w:cs="Times New Roman"/>
@@ -815,6 +820,7 @@
       <w:pPr>
         <w:widowControl/>
         <w:suppressAutoHyphens w:val="0"/>
+        <w:spacing w:line="276" w:lineRule="auto"/>
         <w:jc w:val="both"/>
         <w:rPr>
           <w:rFonts w:ascii="Gadugi" w:eastAsia="Times New Roman" w:hAnsi="Gadugi" w:cs="Times New Roman"/>
@@ -961,6 +967,7 @@
       <w:pPr>
         <w:widowControl/>
         <w:suppressAutoHyphens w:val="0"/>
+        <w:spacing w:line="276" w:lineRule="auto"/>
         <w:jc w:val="both"/>
         <w:outlineLvl w:val="2"/>
         <w:rPr>
@@ -1006,7 +1013,7 @@
     <w:p>
       <w:pPr>
         <w:pStyle w:val="NormalWeb"/>
-        <w:spacing w:before="0" w:beforeAutospacing="0" w:after="0" w:afterAutospacing="0"/>
+        <w:spacing w:before="0" w:beforeAutospacing="0" w:after="0" w:afterAutospacing="0" w:line="276" w:lineRule="auto"/>
         <w:jc w:val="both"/>
         <w:rPr>
           <w:rFonts w:ascii="Gadugi" w:hAnsi="Gadugi"/>
@@ -1052,7 +1059,7 @@
     <w:p>
       <w:pPr>
         <w:pStyle w:val="NormalWeb"/>
-        <w:spacing w:before="0" w:beforeAutospacing="0" w:after="0" w:afterAutospacing="0"/>
+        <w:spacing w:before="0" w:beforeAutospacing="0" w:after="0" w:afterAutospacing="0" w:line="276" w:lineRule="auto"/>
         <w:jc w:val="both"/>
         <w:rPr>
           <w:rFonts w:ascii="Gadugi" w:hAnsi="Gadugi"/>
@@ -1072,7 +1079,7 @@
     <w:p>
       <w:pPr>
         <w:pStyle w:val="NormalWeb"/>
-        <w:spacing w:before="0" w:beforeAutospacing="0" w:after="0" w:afterAutospacing="0"/>
+        <w:spacing w:before="0" w:beforeAutospacing="0" w:after="0" w:afterAutospacing="0" w:line="276" w:lineRule="auto"/>
         <w:jc w:val="both"/>
         <w:rPr>
           <w:rFonts w:ascii="Gadugi" w:hAnsi="Gadugi"/>
@@ -1109,6 +1116,7 @@
       <w:pPr>
         <w:widowControl/>
         <w:suppressAutoHyphens w:val="0"/>
+        <w:spacing w:line="276" w:lineRule="auto"/>
         <w:jc w:val="both"/>
         <w:rPr>
           <w:rFonts w:ascii="Gadugi" w:eastAsia="Times New Roman" w:hAnsi="Gadugi" w:cs="Times New Roman"/>
@@ -1161,6 +1169,7 @@
       <w:pPr>
         <w:widowControl/>
         <w:suppressAutoHyphens w:val="0"/>
+        <w:spacing w:line="276" w:lineRule="auto"/>
         <w:jc w:val="both"/>
         <w:rPr>
           <w:rFonts w:ascii="Gadugi" w:eastAsia="Times New Roman" w:hAnsi="Gadugi" w:cs="Times New Roman"/>
@@ -1180,6 +1189,7 @@
           <w:szCs w:val="20"/>
           <w:lang w:val="es-PE" w:eastAsia="es-PE" w:bidi="ar-SA"/>
         </w:rPr>
+        <w:lastRenderedPageBreak/>
         <w:t>ASIMISMO, AMBAS PARTES SE OBLIGAN A REALIZAR TODOS LOS ACTOS NECESARIOS PARA EL PERFECCIONAMIENTO DE LA TRANSFERENCIA DEFINITIVA.</w:t>
       </w:r>
     </w:p>
@@ -1187,6 +1197,7 @@
       <w:pPr>
         <w:widowControl/>
         <w:suppressAutoHyphens w:val="0"/>
+        <w:spacing w:line="276" w:lineRule="auto"/>
         <w:jc w:val="both"/>
         <w:rPr>
           <w:rFonts w:ascii="Gadugi" w:eastAsia="Times New Roman" w:hAnsi="Gadugi" w:cs="Times New Roman"/>
@@ -1213,6 +1224,7 @@
       <w:pPr>
         <w:widowControl/>
         <w:suppressAutoHyphens w:val="0"/>
+        <w:spacing w:line="276" w:lineRule="auto"/>
         <w:jc w:val="both"/>
         <w:outlineLvl w:val="2"/>
         <w:rPr>
@@ -1259,6 +1271,7 @@
       <w:pPr>
         <w:widowControl/>
         <w:suppressAutoHyphens w:val="0"/>
+        <w:spacing w:line="276" w:lineRule="auto"/>
         <w:jc w:val="both"/>
         <w:rPr>
           <w:rFonts w:ascii="Gadugi" w:eastAsia="Times New Roman" w:hAnsi="Gadugi" w:cs="Times New Roman"/>
@@ -1278,7 +1291,6 @@
           <w:szCs w:val="20"/>
           <w:lang w:val="es-PE" w:eastAsia="es-PE" w:bidi="ar-SA"/>
         </w:rPr>
-        <w:lastRenderedPageBreak/>
         <w:t xml:space="preserve">LA PROMITENTE VENDEDORA DEJA CONSTANCIA QUE EL PROYECTO DENOMINADO </w:t>
       </w:r>
       <w:r>
@@ -1334,6 +1346,7 @@
       <w:pPr>
         <w:widowControl/>
         <w:suppressAutoHyphens w:val="0"/>
+        <w:spacing w:line="276" w:lineRule="auto"/>
         <w:jc w:val="both"/>
         <w:rPr>
           <w:rFonts w:ascii="Gadugi" w:eastAsia="Times New Roman" w:hAnsi="Gadugi" w:cs="Times New Roman"/>
@@ -1360,6 +1373,7 @@
       <w:pPr>
         <w:widowControl/>
         <w:suppressAutoHyphens w:val="0"/>
+        <w:spacing w:line="276" w:lineRule="auto"/>
         <w:jc w:val="both"/>
         <w:outlineLvl w:val="2"/>
         <w:rPr>
@@ -1406,6 +1420,7 @@
       <w:pPr>
         <w:widowControl/>
         <w:suppressAutoHyphens w:val="0"/>
+        <w:spacing w:line="276" w:lineRule="auto"/>
         <w:jc w:val="both"/>
         <w:rPr>
           <w:rFonts w:ascii="Gadugi" w:eastAsia="Times New Roman" w:hAnsi="Gadugi" w:cs="Times New Roman"/>
@@ -1432,6 +1447,7 @@
       <w:pPr>
         <w:widowControl/>
         <w:suppressAutoHyphens w:val="0"/>
+        <w:spacing w:line="276" w:lineRule="auto"/>
         <w:jc w:val="both"/>
         <w:rPr>
           <w:rFonts w:ascii="Gadugi" w:eastAsia="Times New Roman" w:hAnsi="Gadugi" w:cs="Times New Roman"/>
@@ -1458,6 +1474,7 @@
       <w:pPr>
         <w:widowControl/>
         <w:suppressAutoHyphens w:val="0"/>
+        <w:spacing w:line="276" w:lineRule="auto"/>
         <w:jc w:val="both"/>
         <w:outlineLvl w:val="2"/>
         <w:rPr>
@@ -1504,6 +1521,7 @@
       <w:pPr>
         <w:widowControl/>
         <w:suppressAutoHyphens w:val="0"/>
+        <w:spacing w:line="276" w:lineRule="auto"/>
         <w:jc w:val="both"/>
         <w:rPr>
           <w:rFonts w:ascii="Gadugi" w:eastAsia="Times New Roman" w:hAnsi="Gadugi" w:cs="Times New Roman"/>
@@ -1543,6 +1561,7 @@
       <w:pPr>
         <w:widowControl/>
         <w:suppressAutoHyphens w:val="0"/>
+        <w:spacing w:line="276" w:lineRule="auto"/>
         <w:jc w:val="both"/>
         <w:rPr>
           <w:rFonts w:ascii="Gadugi" w:eastAsia="Times New Roman" w:hAnsi="Gadugi" w:cs="Times New Roman"/>
@@ -1593,6 +1612,7 @@
       <w:pPr>
         <w:widowControl/>
         <w:suppressAutoHyphens w:val="0"/>
+        <w:spacing w:line="276" w:lineRule="auto"/>
         <w:jc w:val="both"/>
         <w:rPr>
           <w:rFonts w:ascii="Gadugi" w:eastAsia="Times New Roman" w:hAnsi="Gadugi" w:cs="Times New Roman"/>
@@ -1625,7 +1645,7 @@
           <w:szCs w:val="20"/>
           <w:lang w:val="es-PE" w:eastAsia="es-PE" w:bidi="ar-SA"/>
         </w:rPr>
-        <w:t>LOS PROMITENTES COMPRADORES</w:t>
+        <w:t>«P_COMPRADOR»</w:t>
       </w:r>
       <w:r>
         <w:rPr>
@@ -1643,6 +1663,7 @@
       <w:pPr>
         <w:widowControl/>
         <w:suppressAutoHyphens w:val="0"/>
+        <w:spacing w:line="276" w:lineRule="auto"/>
         <w:jc w:val="both"/>
         <w:outlineLvl w:val="2"/>
         <w:rPr>
@@ -1689,6 +1710,7 @@
       <w:pPr>
         <w:widowControl/>
         <w:suppressAutoHyphens w:val="0"/>
+        <w:spacing w:line="276" w:lineRule="auto"/>
         <w:jc w:val="both"/>
         <w:rPr>
           <w:rFonts w:ascii="Gadugi" w:eastAsia="Times New Roman" w:hAnsi="Gadugi" w:cs="Times New Roman"/>
@@ -1740,9 +1762,10 @@
         <w:widowControl/>
         <w:numPr>
           <w:ilvl w:val="0"/>
-          <w:numId w:val="8"/>
+          <w:numId w:val="9"/>
         </w:numPr>
         <w:suppressAutoHyphens w:val="0"/>
+        <w:spacing w:line="276" w:lineRule="auto"/>
         <w:jc w:val="both"/>
         <w:rPr>
           <w:rFonts w:ascii="Gadugi" w:eastAsia="Times New Roman" w:hAnsi="Gadugi" w:cs="Times New Roman"/>
@@ -1762,7 +1785,7 @@
           <w:szCs w:val="20"/>
           <w:lang w:val="es-PE" w:eastAsia="es-PE" w:bidi="ar-SA"/>
         </w:rPr>
-        <w:t xml:space="preserve">DEVOLVER A LOS PROMITENTES COMPRADORES LA TOTALIDAD DEL MONTO RECIBIDO; Y, </w:t>
+        <w:t xml:space="preserve">DEVOLVER A «P_COMPRADOR» LA TOTALIDAD DEL MONTO RECIBIDO; Y, </w:t>
       </w:r>
     </w:p>
     <w:p>
@@ -1770,9 +1793,10 @@
         <w:widowControl/>
         <w:numPr>
           <w:ilvl w:val="0"/>
-          <w:numId w:val="8"/>
+          <w:numId w:val="9"/>
         </w:numPr>
         <w:suppressAutoHyphens w:val="0"/>
+        <w:spacing w:line="276" w:lineRule="auto"/>
         <w:jc w:val="both"/>
         <w:rPr>
           <w:rFonts w:ascii="Gadugi" w:eastAsia="Times New Roman" w:hAnsi="Gadugi" w:cs="Times New Roman"/>
@@ -1799,6 +1823,7 @@
       <w:pPr>
         <w:widowControl/>
         <w:suppressAutoHyphens w:val="0"/>
+        <w:spacing w:line="276" w:lineRule="auto"/>
         <w:jc w:val="both"/>
         <w:rPr>
           <w:rFonts w:ascii="Gadugi" w:eastAsia="Times New Roman" w:hAnsi="Gadugi" w:cs="Times New Roman"/>
@@ -1831,18 +1856,18 @@
           <w:szCs w:val="20"/>
           <w:lang w:val="es-PE" w:eastAsia="es-PE" w:bidi="ar-SA"/>
         </w:rPr>
-        <w:t>LOS PROMITENTES COMPRADORES</w:t>
-      </w:r>
-      <w:r>
-        <w:rPr>
-          <w:rFonts w:ascii="Gadugi" w:eastAsia="Times New Roman" w:hAnsi="Gadugi" w:cs="Times New Roman"/>
-          <w:color w:val="auto"/>
-          <w:kern w:val="0"/>
-          <w:sz w:val="20"/>
-          <w:szCs w:val="20"/>
-          <w:lang w:val="es-PE" w:eastAsia="es-PE" w:bidi="ar-SA"/>
-        </w:rPr>
-        <w:t xml:space="preserve"> DESISTIERAN INJUSTIFICADAMENTE DE CELEBRAR LA COMPRAVENTA DEFINITIVA O INCUMPLIERAN CON SUS OBLIGACIONES ESENCIALES LUEGO DE SER REQUERIDOS POR ESCRITO, </w:t>
+        <w:t xml:space="preserve">«P_COMPRADOR» </w:t>
+      </w:r>
+      <w:r>
+        <w:rPr>
+          <w:rFonts w:ascii="Gadugi" w:eastAsia="Times New Roman" w:hAnsi="Gadugi" w:cs="Times New Roman"/>
+          <w:color w:val="auto"/>
+          <w:kern w:val="0"/>
+          <w:sz w:val="20"/>
+          <w:szCs w:val="20"/>
+          <w:lang w:val="es-PE" w:eastAsia="es-PE" w:bidi="ar-SA"/>
+        </w:rPr>
+        <w:t xml:space="preserve">DESISTIERAN INJUSTIFICADAMENTE DE CELEBRAR LA COMPRAVENTA DEFINITIVA O INCUMPLIERAN CON SUS OBLIGACIONES ESENCIALES LUEGO DE SER REQUERIDOS POR ESCRITO, </w:t>
       </w:r>
       <w:r>
         <w:rPr>
@@ -1873,6 +1898,7 @@
       <w:pPr>
         <w:widowControl/>
         <w:suppressAutoHyphens w:val="0"/>
+        <w:spacing w:line="276" w:lineRule="auto"/>
         <w:jc w:val="both"/>
         <w:outlineLvl w:val="2"/>
         <w:rPr>
@@ -1898,6 +1924,7 @@
           <w:szCs w:val="20"/>
           <w:lang w:val="es-PE" w:eastAsia="es-PE" w:bidi="ar-SA"/>
         </w:rPr>
+        <w:lastRenderedPageBreak/>
         <w:t>NOVENA.-</w:t>
       </w:r>
       <w:proofErr w:type="gramEnd"/>
@@ -1919,6 +1946,7 @@
       <w:pPr>
         <w:widowControl/>
         <w:suppressAutoHyphens w:val="0"/>
+        <w:spacing w:line="276" w:lineRule="auto"/>
         <w:jc w:val="both"/>
         <w:rPr>
           <w:rFonts w:ascii="Gadugi" w:eastAsia="Times New Roman" w:hAnsi="Gadugi" w:cs="Times New Roman"/>
@@ -1945,6 +1973,7 @@
       <w:pPr>
         <w:widowControl/>
         <w:suppressAutoHyphens w:val="0"/>
+        <w:spacing w:line="276" w:lineRule="auto"/>
         <w:jc w:val="both"/>
         <w:outlineLvl w:val="2"/>
         <w:rPr>
@@ -1991,6 +2020,7 @@
       <w:pPr>
         <w:widowControl/>
         <w:suppressAutoHyphens w:val="0"/>
+        <w:spacing w:line="276" w:lineRule="auto"/>
         <w:jc w:val="both"/>
         <w:rPr>
           <w:rFonts w:ascii="Gadugi" w:eastAsia="Times New Roman" w:hAnsi="Gadugi" w:cs="Times New Roman"/>
@@ -2010,13 +2040,14 @@
           <w:szCs w:val="20"/>
           <w:lang w:val="es-PE" w:eastAsia="es-PE" w:bidi="ar-SA"/>
         </w:rPr>
-        <w:t>TODOS LOS GASTOS NOTARIALES, REGISTRALES, TRIBUTOS Y DEMÁS CONCEPTOS QUE ORIGINE LA ELEVACIÓN A ESCRITURA PÚBLICA E INSCRIPCIÓN DE LA COMPRAVENTA DEFINITIVA SERÁN ASUMIDOS ÍNTEGRAMENTE POR LOS PROMITENTES COMPRADORES, SALVO AQUELLOS TRIBUTOS QUE POR MANDATO LEGAL CORRESPONDAN EXCLUSIVAMENTE AL VENDEDOR.</w:t>
-      </w:r>
-    </w:p>
-    <w:p>
-      <w:pPr>
-        <w:widowControl/>
-        <w:suppressAutoHyphens w:val="0"/>
+        <w:t>TODOS LOS GASTOS NOTARIALES, REGISTRALES, TRIBUTOS Y DEMÁS CONCEPTOS QUE ORIGINE LA ELEVACIÓN A ESCRITURA PÚBLICA E INSCRIPCIÓN DE LA COMPRAVENTA DEFINITIVA SERÁN ASUMIDOS ÍNTEGRAMENTE POR «P_COMPRADOR», SALVO AQUELLOS TRIBUTOS QUE POR MANDATO LEGAL CORRESPONDAN EXCLUSIVAMENTE AL VENDEDOR.</w:t>
+      </w:r>
+    </w:p>
+    <w:p>
+      <w:pPr>
+        <w:widowControl/>
+        <w:suppressAutoHyphens w:val="0"/>
+        <w:spacing w:line="276" w:lineRule="auto"/>
         <w:jc w:val="both"/>
         <w:outlineLvl w:val="2"/>
         <w:rPr>
@@ -2041,7 +2072,6 @@
           <w:szCs w:val="20"/>
           <w:lang w:val="es-PE" w:eastAsia="es-PE" w:bidi="ar-SA"/>
         </w:rPr>
-        <w:lastRenderedPageBreak/>
         <w:t xml:space="preserve">DÉCIMA </w:t>
       </w:r>
       <w:proofErr w:type="gramStart"/>
@@ -2077,6 +2107,7 @@
       <w:pPr>
         <w:widowControl/>
         <w:suppressAutoHyphens w:val="0"/>
+        <w:spacing w:line="276" w:lineRule="auto"/>
         <w:jc w:val="both"/>
         <w:rPr>
           <w:rFonts w:ascii="Gadugi" w:eastAsia="Times New Roman" w:hAnsi="Gadugi" w:cs="Times New Roman"/>
@@ -2103,6 +2134,7 @@
       <w:pPr>
         <w:widowControl/>
         <w:suppressAutoHyphens w:val="0"/>
+        <w:spacing w:line="276" w:lineRule="auto"/>
         <w:jc w:val="both"/>
         <w:rPr>
           <w:rFonts w:ascii="Gadugi" w:eastAsia="Times New Roman" w:hAnsi="Gadugi" w:cs="Times New Roman"/>
@@ -2129,6 +2161,7 @@
       <w:pPr>
         <w:widowControl/>
         <w:suppressAutoHyphens w:val="0"/>
+        <w:spacing w:line="276" w:lineRule="auto"/>
         <w:jc w:val="both"/>
         <w:outlineLvl w:val="2"/>
         <w:rPr>
@@ -2188,6 +2221,7 @@
       <w:pPr>
         <w:widowControl/>
         <w:suppressAutoHyphens w:val="0"/>
+        <w:spacing w:line="276" w:lineRule="auto"/>
         <w:jc w:val="both"/>
         <w:rPr>
           <w:rFonts w:ascii="Gadugi" w:eastAsia="Times New Roman" w:hAnsi="Gadugi" w:cs="Times New Roman"/>
@@ -2214,7 +2248,7 @@
       <w:pPr>
         <w:widowControl/>
         <w:suppressAutoHyphens w:val="0"/>
-        <w:spacing w:after="100" w:afterAutospacing="1"/>
+        <w:spacing w:after="100" w:afterAutospacing="1" w:line="276" w:lineRule="auto"/>
         <w:jc w:val="both"/>
         <w:rPr>
           <w:rFonts w:ascii="Gadugi" w:eastAsia="Times New Roman" w:hAnsi="Gadugi" w:cs="Times New Roman"/>
@@ -2243,6 +2277,7 @@
       <w:pPr>
         <w:widowControl/>
         <w:suppressAutoHyphens w:val="0"/>
+        <w:spacing w:line="276" w:lineRule="auto"/>
         <w:jc w:val="both"/>
         <w:rPr>
           <w:rFonts w:ascii="Gadugi" w:eastAsia="Times New Roman" w:hAnsi="Gadugi" w:cs="Times New Roman"/>
@@ -2263,6 +2298,7 @@
       <w:pPr>
         <w:widowControl/>
         <w:suppressAutoHyphens w:val="0"/>
+        <w:spacing w:line="276" w:lineRule="auto"/>
         <w:jc w:val="both"/>
         <w:rPr>
           <w:rFonts w:ascii="Gadugi" w:eastAsia="Times New Roman" w:hAnsi="Gadugi" w:cs="Times New Roman"/>
@@ -2278,6 +2314,7 @@
       <w:pPr>
         <w:widowControl/>
         <w:suppressAutoHyphens w:val="0"/>
+        <w:spacing w:line="276" w:lineRule="auto"/>
         <w:jc w:val="both"/>
         <w:rPr>
           <w:rFonts w:ascii="Gadugi" w:eastAsia="Times New Roman" w:hAnsi="Gadugi" w:cs="Times New Roman"/>
@@ -2295,6 +2332,7 @@
       <w:pPr>
         <w:widowControl/>
         <w:suppressAutoHyphens w:val="0"/>
+        <w:spacing w:line="276" w:lineRule="auto"/>
         <w:jc w:val="both"/>
         <w:rPr>
           <w:rFonts w:ascii="Gadugi" w:eastAsia="Times New Roman" w:hAnsi="Gadugi" w:cs="Times New Roman"/>
@@ -2312,6 +2350,7 @@
       <w:pPr>
         <w:widowControl/>
         <w:suppressAutoHyphens w:val="0"/>
+        <w:spacing w:line="276" w:lineRule="auto"/>
         <w:jc w:val="both"/>
         <w:rPr>
           <w:rFonts w:ascii="Gadugi" w:eastAsia="Times New Roman" w:hAnsi="Gadugi" w:cs="Times New Roman"/>
@@ -2329,6 +2368,7 @@
       <w:pPr>
         <w:widowControl/>
         <w:suppressAutoHyphens w:val="0"/>
+        <w:spacing w:line="276" w:lineRule="auto"/>
         <w:jc w:val="both"/>
         <w:rPr>
           <w:rFonts w:ascii="Gadugi" w:eastAsia="Times New Roman" w:hAnsi="Gadugi" w:cs="Times New Roman"/>
@@ -2346,6 +2386,7 @@
       <w:pPr>
         <w:widowControl/>
         <w:suppressAutoHyphens w:val="0"/>
+        <w:spacing w:line="276" w:lineRule="auto"/>
         <w:jc w:val="center"/>
         <w:rPr>
           <w:rFonts w:ascii="Gadugi" w:eastAsia="Times New Roman" w:hAnsi="Gadugi" w:cs="Times New Roman"/>
@@ -2376,6 +2417,7 @@
       <w:pPr>
         <w:widowControl/>
         <w:suppressAutoHyphens w:val="0"/>
+        <w:spacing w:line="276" w:lineRule="auto"/>
         <w:jc w:val="center"/>
         <w:rPr>
           <w:rFonts w:ascii="Gadugi" w:eastAsia="Times New Roman" w:hAnsi="Gadugi" w:cs="Times New Roman"/>
@@ -2406,6 +2448,7 @@
       <w:pPr>
         <w:widowControl/>
         <w:suppressAutoHyphens w:val="0"/>
+        <w:spacing w:line="276" w:lineRule="auto"/>
         <w:jc w:val="center"/>
         <w:rPr>
           <w:rFonts w:ascii="Gadugi" w:eastAsia="Times New Roman" w:hAnsi="Gadugi" w:cs="Times New Roman"/>
@@ -2436,6 +2479,7 @@
       <w:pPr>
         <w:widowControl/>
         <w:suppressAutoHyphens w:val="0"/>
+        <w:spacing w:line="276" w:lineRule="auto"/>
         <w:jc w:val="center"/>
         <w:rPr>
           <w:rFonts w:ascii="Gadugi" w:eastAsia="Times New Roman" w:hAnsi="Gadugi" w:cs="Times New Roman"/>
@@ -2479,6 +2523,7 @@
       <w:pPr>
         <w:widowControl/>
         <w:suppressAutoHyphens w:val="0"/>
+        <w:spacing w:line="276" w:lineRule="auto"/>
         <w:jc w:val="center"/>
         <w:rPr>
           <w:rFonts w:ascii="Gadugi" w:eastAsia="Times New Roman" w:hAnsi="Gadugi" w:cs="Times New Roman"/>
@@ -2494,6 +2539,7 @@
       <w:pPr>
         <w:widowControl/>
         <w:suppressAutoHyphens w:val="0"/>
+        <w:spacing w:line="276" w:lineRule="auto"/>
         <w:jc w:val="center"/>
         <w:rPr>
           <w:rFonts w:ascii="Gadugi" w:eastAsia="Times New Roman" w:hAnsi="Gadugi" w:cs="Times New Roman"/>
@@ -2509,6 +2555,7 @@
       <w:pPr>
         <w:widowControl/>
         <w:suppressAutoHyphens w:val="0"/>
+        <w:spacing w:line="276" w:lineRule="auto"/>
         <w:jc w:val="center"/>
         <w:rPr>
           <w:rFonts w:ascii="Gadugi" w:eastAsia="Times New Roman" w:hAnsi="Gadugi" w:cs="Times New Roman"/>
@@ -2524,6 +2571,7 @@
       <w:pPr>
         <w:widowControl/>
         <w:suppressAutoHyphens w:val="0"/>
+        <w:spacing w:line="276" w:lineRule="auto"/>
         <w:jc w:val="center"/>
         <w:rPr>
           <w:rFonts w:ascii="Gadugi" w:eastAsia="Times New Roman" w:hAnsi="Gadugi" w:cs="Times New Roman"/>
@@ -2539,6 +2587,7 @@
       <w:pPr>
         <w:widowControl/>
         <w:suppressAutoHyphens w:val="0"/>
+        <w:spacing w:line="276" w:lineRule="auto"/>
         <w:jc w:val="center"/>
         <w:rPr>
           <w:rFonts w:ascii="Gadugi" w:eastAsia="Times New Roman" w:hAnsi="Gadugi" w:cs="Times New Roman"/>
@@ -2554,6 +2603,7 @@
       <w:pPr>
         <w:widowControl/>
         <w:suppressAutoHyphens w:val="0"/>
+        <w:spacing w:line="276" w:lineRule="auto"/>
         <w:jc w:val="center"/>
         <w:rPr>
           <w:rFonts w:ascii="Gadugi" w:eastAsia="Times New Roman" w:hAnsi="Gadugi" w:cs="Times New Roman"/>
@@ -2580,6 +2630,7 @@
       <w:pPr>
         <w:widowControl/>
         <w:suppressAutoHyphens w:val="0"/>
+        <w:spacing w:line="276" w:lineRule="auto"/>
         <w:jc w:val="center"/>
         <w:rPr>
           <w:rFonts w:ascii="Gadugi" w:eastAsia="Times New Roman" w:hAnsi="Gadugi" w:cs="Times New Roman"/>
@@ -2610,20 +2661,22 @@
       <w:pPr>
         <w:widowControl/>
         <w:suppressAutoHyphens w:val="0"/>
-        <w:rPr>
-          <w:rFonts w:ascii="Gadugi" w:eastAsia="Times New Roman" w:hAnsi="Gadugi" w:cs="Times New Roman"/>
-          <w:b/>
-          <w:bCs/>
-          <w:color w:val="auto"/>
-          <w:kern w:val="0"/>
-          <w:sz w:val="20"/>
-          <w:szCs w:val="20"/>
-          <w:lang w:val="es-PE" w:eastAsia="es-PE" w:bidi="ar-SA"/>
-        </w:rPr>
-      </w:pPr>
-    </w:p>
-    <w:p>
-      <w:pPr>
+        <w:spacing w:line="276" w:lineRule="auto"/>
+        <w:rPr>
+          <w:rFonts w:ascii="Gadugi" w:eastAsia="Times New Roman" w:hAnsi="Gadugi" w:cs="Times New Roman"/>
+          <w:b/>
+          <w:bCs/>
+          <w:color w:val="auto"/>
+          <w:kern w:val="0"/>
+          <w:sz w:val="20"/>
+          <w:szCs w:val="20"/>
+          <w:lang w:val="es-PE" w:eastAsia="es-PE" w:bidi="ar-SA"/>
+        </w:rPr>
+      </w:pPr>
+    </w:p>
+    <w:p>
+      <w:pPr>
+        <w:spacing w:line="276" w:lineRule="auto"/>
         <w:jc w:val="both"/>
         <w:rPr>
           <w:rFonts w:ascii="Gadugi" w:hAnsi="Gadugi"/>
@@ -2640,6 +2693,7 @@
     </w:p>
     <w:p>
       <w:pPr>
+        <w:spacing w:line="276" w:lineRule="auto"/>
         <w:jc w:val="both"/>
         <w:rPr>
           <w:rFonts w:ascii="Gadugi" w:hAnsi="Gadugi"/>
@@ -2648,10 +2702,25 @@
         </w:rPr>
       </w:pPr>
     </w:p>
-    <w:p/>
-    <w:p/>
-    <w:p/>
-    <w:p>
+    <w:p>
+      <w:pPr>
+        <w:spacing w:line="276" w:lineRule="auto"/>
+      </w:pPr>
+    </w:p>
+    <w:p>
+      <w:pPr>
+        <w:spacing w:line="276" w:lineRule="auto"/>
+      </w:pPr>
+    </w:p>
+    <w:p>
+      <w:pPr>
+        <w:spacing w:line="276" w:lineRule="auto"/>
+      </w:pPr>
+    </w:p>
+    <w:p>
+      <w:pPr>
+        <w:spacing w:line="276" w:lineRule="auto"/>
+      </w:pPr>
       <w:r>
         <w:t>_____________________________</w:t>
       </w:r>
@@ -2660,31 +2729,18 @@
       <w:pPr>
         <w:widowControl/>
         <w:suppressAutoHyphens w:val="0"/>
-        <w:spacing w:line="204" w:lineRule="auto"/>
-        <w:rPr>
-          <w:rFonts w:ascii="Gadugi" w:eastAsia="Times New Roman" w:hAnsi="Gadugi" w:cs="Times New Roman"/>
-          <w:b/>
-          <w:bCs/>
-          <w:color w:val="auto"/>
-          <w:kern w:val="0"/>
-          <w:sz w:val="20"/>
-          <w:szCs w:val="20"/>
-          <w:lang w:val="es-PE" w:eastAsia="es-PE" w:bidi="ar-SA"/>
-        </w:rPr>
-      </w:pPr>
-      <w:r>
-        <w:rPr>
-          <w:rFonts w:ascii="Gadugi" w:eastAsia="Times New Roman" w:hAnsi="Gadugi" w:cs="Times New Roman"/>
-          <w:b/>
-          <w:bCs/>
-          <w:color w:val="auto"/>
-          <w:kern w:val="0"/>
-          <w:sz w:val="20"/>
-          <w:szCs w:val="20"/>
-          <w:lang w:val="es-PE" w:eastAsia="es-PE" w:bidi="ar-SA"/>
-        </w:rPr>
-        <w:t xml:space="preserve">        </w:t>
-      </w:r>
+        <w:spacing w:line="276" w:lineRule="auto"/>
+        <w:rPr>
+          <w:rFonts w:ascii="Gadugi" w:eastAsia="Times New Roman" w:hAnsi="Gadugi" w:cs="Times New Roman"/>
+          <w:b/>
+          <w:bCs/>
+          <w:color w:val="auto"/>
+          <w:kern w:val="0"/>
+          <w:sz w:val="20"/>
+          <w:szCs w:val="20"/>
+          <w:lang w:val="es-PE" w:eastAsia="es-PE" w:bidi="ar-SA"/>
+        </w:rPr>
+      </w:pPr>
       <w:r>
         <w:rPr>
           <w:rFonts w:ascii="Gadugi" w:eastAsia="Times New Roman" w:hAnsi="Gadugi" w:cs="Times New Roman"/>
@@ -2699,8 +2755,16 @@
         <w:t>«COPROP»</w:t>
       </w:r>
     </w:p>
-    <w:p/>
-    <w:p/>
+    <w:p>
+      <w:pPr>
+        <w:spacing w:line="276" w:lineRule="auto"/>
+      </w:pPr>
+    </w:p>
+    <w:p>
+      <w:pPr>
+        <w:spacing w:line="276" w:lineRule="auto"/>
+      </w:pPr>
+    </w:p>
     <w:sectPr>
       <w:type w:val="continuous"/>
       <w:pgSz w:w="11907" w:h="16840" w:code="9"/>
@@ -3701,6 +3765,36 @@
   </w:num>
   <w:num w:numId="8">
     <w:abstractNumId w:val="5"/>
+  </w:num>
+  <w:num w:numId="9">
+    <w:abstractNumId w:val="5"/>
+    <w:lvlOverride w:ilvl="0">
+      <w:startOverride w:val="1"/>
+    </w:lvlOverride>
+    <w:lvlOverride w:ilvl="1">
+      <w:startOverride w:val="1"/>
+    </w:lvlOverride>
+    <w:lvlOverride w:ilvl="2">
+      <w:startOverride w:val="1"/>
+    </w:lvlOverride>
+    <w:lvlOverride w:ilvl="3">
+      <w:startOverride w:val="1"/>
+    </w:lvlOverride>
+    <w:lvlOverride w:ilvl="4">
+      <w:startOverride w:val="1"/>
+    </w:lvlOverride>
+    <w:lvlOverride w:ilvl="5">
+      <w:startOverride w:val="1"/>
+    </w:lvlOverride>
+    <w:lvlOverride w:ilvl="6">
+      <w:startOverride w:val="1"/>
+    </w:lvlOverride>
+    <w:lvlOverride w:ilvl="7">
+      <w:startOverride w:val="1"/>
+    </w:lvlOverride>
+    <w:lvlOverride w:ilvl="8">
+      <w:startOverride w:val="1"/>
+    </w:lvlOverride>
   </w:num>
 </w:numbering>
 </file>
